--- a/docs/Lessons/Lesson 08 - Core Mechanics II/Keys/Lesson_08_Key_GameMaker.docx
+++ b/docs/Lessons/Lesson 08 - Core Mechanics II/Keys/Lesson_08_Key_GameMaker.docx
@@ -574,7 +574,7 @@
         <w:spacing w:after="60"/>
       </w:pPr>
       <w:r>
-        <w:t xml:space="preserve">Level 3 sound, worked (GameMaker): import sfx_lifelost.wav and sfx_gameover.wav keeping their default names, sfx_lifelost and sfx_gameover. Where obj_enemy's Step event does obj_gamemanager.__dnd_lives -= 1, follow with: if (obj_gamemanager.__dnd_lives &lt;= 0) { obj_gamemanager.has_lost = true; audio_play_sound(sfx_gameover, 1, false); } else { audio_play_sound(sfx_lifelost, 1, false); }. Visual path: a Play Sound block inside the If Lives block (game over) and another after it (life lost) - use If Lives' Not option or a second If Lives (Expression greater than, Value 0) so only one sound plays.</w:t>
+        <w:t xml:space="preserve">Level 3 sound, worked (GameMaker): import sfx_lifelost.wav and sfx_gameover.wav keeping their default names, sfx_lifelost and sfx_gameover. Where obj_enemy's Step event does obj_gamemanager.__dnd_lives -= 1, follow with: if (obj_gamemanager.__dnd_lives &lt;= 0) { obj_gamemanager.has_lost = true; audio_play_sound(sfx_gameover, 1, false); } else { audio_play_sound(sfx_lifelost, 1, false); }. Visual path: a Play Audio block inside the If Lives block (game over) and another after it (life lost) - use If Lives' Not option or a second If Lives (Expression greater than, Value 0) so only one sound plays.</w:t>
       </w:r>
     </w:p>
     <w:p>
